--- a/bl-service/提单模板.docx
+++ b/bl-service/提单模板.docx
@@ -46,44 +46,45 @@
                         <w:txbxContent>
                           <w:p>
                             <w:pPr>
+                              <w:spacing w:line="160" w:lineRule="exact"/>
                               <w:jc w:val="left"/>
                               <w:rPr>
-                                <w:sz w:val="18"/>
-                                <w:szCs w:val="18"/>
+                                <w:sz w:val="16"/>
+                                <w:szCs w:val="16"/>
                               </w:rPr>
                             </w:pPr>
                             <w:r>
                               <w:rPr>
-                                <w:sz w:val="18"/>
-                                <w:szCs w:val="18"/>
+                                <w:sz w:val="16"/>
+                                <w:szCs w:val="16"/>
                               </w:rPr>
                               <w:fldChar w:fldCharType="begin"/>
                             </w:r>
                             <w:r>
                               <w:rPr>
-                                <w:sz w:val="18"/>
-                                <w:szCs w:val="18"/>
+                                <w:sz w:val="16"/>
+                                <w:szCs w:val="16"/>
                               </w:rPr>
                               <w:instrText xml:space="preserve"> MERGEFIELD shipper </w:instrText>
                             </w:r>
                             <w:r>
                               <w:rPr>
-                                <w:sz w:val="18"/>
-                                <w:szCs w:val="18"/>
+                                <w:sz w:val="16"/>
+                                <w:szCs w:val="16"/>
                               </w:rPr>
                               <w:fldChar w:fldCharType="separate"/>
                             </w:r>
                             <w:r>
                               <w:rPr>
-                                <w:sz w:val="18"/>
-                                <w:szCs w:val="18"/>
+                                <w:sz w:val="16"/>
+                                <w:szCs w:val="16"/>
                               </w:rPr>
                               <w:t>«shipper»</w:t>
                             </w:r>
                             <w:r>
                               <w:rPr>
-                                <w:sz w:val="18"/>
-                                <w:szCs w:val="18"/>
+                                <w:sz w:val="16"/>
+                                <w:szCs w:val="16"/>
                               </w:rPr>
                               <w:fldChar w:fldCharType="end"/>
                             </w:r>
@@ -635,8 +636,8 @@
             <w:drawing>
               <wp:anchor distT="0" distB="0" distL="114300" distR="114300" simplePos="0" relativeHeight="251670528" behindDoc="0" locked="0" layoutInCell="1" allowOverlap="1">
                 <wp:simplePos x="0" y="0"/>
-                <wp:positionH relativeFrom="margin">
-                  <wp:align>center</wp:align>
+                <wp:positionH relativeFrom="column">
+                  <wp:posOffset>2282190</wp:posOffset>
                 </wp:positionH>
                 <wp:positionV relativeFrom="paragraph">
                   <wp:posOffset>4269105</wp:posOffset>
